--- a/FSD/FSD_QuanLySinhVien_v2.0.docx
+++ b/FSD/FSD_QuanLySinhVien_v2.0.docx
@@ -4,255 +4,15 @@
   <w:body>
     <w:p>
       <w:pPr>
-        <w:pStyle w:val="23"/>
-        <w:jc w:val="center"/>
-        <w:rPr>
-          <w:rFonts w:hint="default" w:ascii="Calibri" w:hAnsi="Calibri" w:cs="Calibri"/>
-          <w:sz w:val="22"/>
-          <w:szCs w:val="22"/>
-        </w:rPr>
-      </w:pPr>
-      <w:r>
+        <w:pStyle w:val="24"/>
         <w:rPr>
           <w:rFonts w:hint="default" w:ascii="Calibri" w:hAnsi="Calibri" w:cs="Calibri"/>
           <w:b/>
           <w:bCs/>
-          <w:sz w:val="22"/>
-          <w:szCs w:val="22"/>
-        </w:rPr>
-        <w:t>TÀI LIỆU ĐẶC TẢ CHỨC NĂNG</w:t>
-      </w:r>
-    </w:p>
-    <w:p>
-      <w:pPr>
-        <w:pStyle w:val="3"/>
-        <w:jc w:val="center"/>
-        <w:rPr>
-          <w:rFonts w:hint="default" w:ascii="Calibri" w:hAnsi="Calibri" w:cs="Calibri"/>
-          <w:b/>
-          <w:bCs/>
-          <w:sz w:val="22"/>
-          <w:szCs w:val="22"/>
-        </w:rPr>
-      </w:pPr>
-      <w:r>
-        <w:rPr>
-          <w:rFonts w:hint="default" w:ascii="Calibri" w:hAnsi="Calibri" w:cs="Calibri"/>
-          <w:b/>
-          <w:bCs/>
-          <w:sz w:val="22"/>
-          <w:szCs w:val="22"/>
-        </w:rPr>
-        <w:t>FUNCTIONAL SPECIFICATION DOCUMENT (FSD)</w:t>
-      </w:r>
-    </w:p>
-    <w:p>
-      <w:pPr>
-        <w:pStyle w:val="3"/>
-        <w:jc w:val="center"/>
-        <w:rPr>
-          <w:rFonts w:hint="default" w:ascii="Calibri" w:hAnsi="Calibri" w:cs="Calibri"/>
-          <w:b/>
-          <w:bCs/>
-          <w:sz w:val="22"/>
-          <w:szCs w:val="22"/>
-        </w:rPr>
-      </w:pPr>
-    </w:p>
-    <w:p>
-      <w:pPr>
-        <w:pStyle w:val="3"/>
-        <w:jc w:val="center"/>
-        <w:rPr>
-          <w:rFonts w:hint="default" w:ascii="Calibri" w:hAnsi="Calibri" w:eastAsia="等线" w:cs="Calibri"/>
-          <w:kern w:val="0"/>
-          <w:sz w:val="24"/>
-          <w:szCs w:val="24"/>
-          <w:lang w:val="en-US" w:eastAsia="zh-CN" w:bidi="ar"/>
-        </w:rPr>
-      </w:pPr>
-      <w:r>
-        <w:rPr>
-          <w:rFonts w:hint="default" w:ascii="Calibri" w:hAnsi="Calibri" w:eastAsia="等线" w:cs="Calibri"/>
-          <w:kern w:val="0"/>
-          <w:sz w:val="24"/>
-          <w:szCs w:val="24"/>
-          <w:lang w:val="en-US" w:eastAsia="zh-CN" w:bidi="ar"/>
-        </w:rPr>
-        <w:drawing>
-          <wp:inline distT="0" distB="0" distL="114300" distR="114300">
-            <wp:extent cx="3114675" cy="1828800"/>
-            <wp:effectExtent l="0" t="0" r="9525" b="0"/>
-            <wp:docPr id="1" name="Hình ảnh 1" descr="IMG_256"/>
-            <wp:cNvGraphicFramePr>
-              <a:graphicFrameLocks xmlns:a="http://schemas.openxmlformats.org/drawingml/2006/main" noChangeAspect="1"/>
-            </wp:cNvGraphicFramePr>
-            <a:graphic xmlns:a="http://schemas.openxmlformats.org/drawingml/2006/main">
-              <a:graphicData uri="http://schemas.openxmlformats.org/drawingml/2006/picture">
-                <pic:pic xmlns:pic="http://schemas.openxmlformats.org/drawingml/2006/picture">
-                  <pic:nvPicPr>
-                    <pic:cNvPr id="1" name="Hình ảnh 1" descr="IMG_256"/>
-                    <pic:cNvPicPr>
-                      <a:picLocks noChangeAspect="1"/>
-                    </pic:cNvPicPr>
-                  </pic:nvPicPr>
-                  <pic:blipFill>
-                    <a:blip r:embed="rId5"/>
-                    <a:stretch>
-                      <a:fillRect/>
-                    </a:stretch>
-                  </pic:blipFill>
-                  <pic:spPr>
-                    <a:xfrm>
-                      <a:off x="0" y="0"/>
-                      <a:ext cx="3114675" cy="1828800"/>
-                    </a:xfrm>
-                    <a:prstGeom prst="rect">
-                      <a:avLst/>
-                    </a:prstGeom>
-                    <a:noFill/>
-                    <a:ln w="9525">
-                      <a:noFill/>
-                    </a:ln>
-                  </pic:spPr>
-                </pic:pic>
-              </a:graphicData>
-            </a:graphic>
-          </wp:inline>
-        </w:drawing>
-      </w:r>
-    </w:p>
-    <w:p>
-      <w:pPr>
-        <w:pStyle w:val="3"/>
-        <w:jc w:val="center"/>
-        <w:rPr>
-          <w:rFonts w:hint="default" w:ascii="Calibri" w:hAnsi="Calibri" w:eastAsia="等线" w:cs="Calibri"/>
-          <w:kern w:val="0"/>
-          <w:sz w:val="24"/>
-          <w:szCs w:val="24"/>
-          <w:lang w:val="en-US" w:eastAsia="zh-CN" w:bidi="ar"/>
-        </w:rPr>
-      </w:pPr>
-    </w:p>
-    <w:p>
-      <w:pPr>
-        <w:pStyle w:val="3"/>
-        <w:jc w:val="center"/>
-        <w:rPr>
-          <w:rFonts w:hint="default" w:ascii="Calibri" w:hAnsi="Calibri" w:eastAsia="等线" w:cs="Calibri"/>
-          <w:kern w:val="0"/>
-          <w:sz w:val="24"/>
-          <w:szCs w:val="24"/>
-          <w:lang w:val="en-US" w:eastAsia="zh-CN" w:bidi="ar"/>
-        </w:rPr>
-      </w:pPr>
-    </w:p>
-    <w:p>
-      <w:pPr>
-        <w:pStyle w:val="3"/>
-        <w:jc w:val="center"/>
-        <w:rPr>
-          <w:rFonts w:hint="default" w:ascii="Calibri" w:hAnsi="Calibri" w:eastAsia="等线" w:cs="Calibri"/>
-          <w:kern w:val="0"/>
-          <w:sz w:val="24"/>
-          <w:szCs w:val="24"/>
-          <w:lang w:val="en-US" w:eastAsia="zh-CN" w:bidi="ar"/>
-        </w:rPr>
-      </w:pPr>
-    </w:p>
-    <w:p>
-      <w:pPr>
-        <w:pStyle w:val="3"/>
-        <w:jc w:val="center"/>
-        <w:rPr>
-          <w:rFonts w:hint="default" w:ascii="Calibri" w:hAnsi="Calibri" w:cs="Calibri"/>
-          <w:b/>
-          <w:bCs/>
-        </w:rPr>
-      </w:pPr>
-      <w:r>
-        <w:rPr>
-          <w:rFonts w:hint="default" w:ascii="Calibri" w:hAnsi="Calibri" w:cs="Calibri"/>
-          <w:b/>
-          <w:bCs/>
-        </w:rPr>
-        <w:t>PHÂN HỆ QLSV — HỆ THỐNG QUẢN LÝ SINH VIÊN</w:t>
-      </w:r>
-    </w:p>
-    <w:p>
-      <w:pPr>
-        <w:pStyle w:val="3"/>
-        <w:jc w:val="center"/>
-        <w:rPr>
-          <w:rFonts w:hint="default" w:ascii="Calibri" w:hAnsi="Calibri" w:cs="Calibri"/>
-          <w:b/>
-          <w:bCs/>
-        </w:rPr>
-      </w:pPr>
-    </w:p>
-    <w:p>
-      <w:pPr>
-        <w:pStyle w:val="3"/>
-        <w:jc w:val="center"/>
-        <w:rPr>
-          <w:rFonts w:hint="default" w:ascii="Calibri" w:hAnsi="Calibri" w:cs="Calibri"/>
-          <w:b/>
-          <w:bCs/>
-        </w:rPr>
-      </w:pPr>
-    </w:p>
-    <w:p>
-      <w:pPr>
-        <w:pStyle w:val="3"/>
-        <w:jc w:val="center"/>
-        <w:rPr>
-          <w:rFonts w:hint="default" w:ascii="Calibri" w:hAnsi="Calibri" w:cs="Calibri"/>
-          <w:b/>
-          <w:bCs/>
-        </w:rPr>
-      </w:pPr>
-    </w:p>
-    <w:p>
-      <w:pPr>
-        <w:pStyle w:val="3"/>
-        <w:jc w:val="center"/>
-        <w:rPr>
-          <w:rFonts w:hint="default" w:ascii="Calibri" w:hAnsi="Calibri" w:cs="Calibri"/>
-          <w:i w:val="0"/>
-          <w:iCs w:val="0"/>
-          <w:sz w:val="18"/>
-          <w:szCs w:val="18"/>
-        </w:rPr>
-      </w:pPr>
-      <w:r>
-        <w:rPr>
-          <w:rFonts w:hint="default" w:ascii="Calibri" w:hAnsi="Calibri" w:cs="Calibri"/>
-          <w:i w:val="0"/>
-          <w:iCs w:val="0"/>
-          <w:sz w:val="18"/>
-          <w:szCs w:val="18"/>
-        </w:rPr>
-        <w:t>Tự động hóa &amp; Khách quan · Real-time &amp; Đồng bộ · Truy vết toàn diện</w:t>
-      </w:r>
-    </w:p>
-    <w:p>
-      <w:pPr>
-        <w:pStyle w:val="24"/>
-        <w:rPr>
-          <w:rFonts w:hint="default" w:ascii="Calibri" w:hAnsi="Calibri" w:cs="Calibri"/>
-          <w:b/>
-          <w:bCs/>
-        </w:rPr>
-      </w:pPr>
-      <w:r>
-        <w:rPr>
-          <w:rFonts w:hint="default" w:ascii="Calibri" w:hAnsi="Calibri" w:cs="Calibri"/>
-          <w:b/>
-          <w:bCs/>
-        </w:rPr>
-        <w:br w:type="page"/>
-      </w:r>
+        </w:rPr>
+      </w:pPr>
+      <w:bookmarkStart w:id="28" w:name="_GoBack"/>
+      <w:bookmarkEnd w:id="28"/>
     </w:p>
     <w:tbl>
       <w:tblPr>
@@ -289,12 +49,6 @@
             <w:insideH w:val="single" w:color="auto" w:sz="4" w:space="0"/>
             <w:insideV w:val="single" w:color="auto" w:sz="4" w:space="0"/>
           </w:tblBorders>
-          <w:tblCellMar>
-            <w:top w:w="0" w:type="dxa"/>
-            <w:left w:w="108" w:type="dxa"/>
-            <w:bottom w:w="0" w:type="dxa"/>
-            <w:right w:w="108" w:type="dxa"/>
-          </w:tblCellMar>
         </w:tblPrEx>
         <w:trPr>
           <w:tblHeader/>
@@ -897,6 +651,12 @@
             <w:insideH w:val="single" w:color="auto" w:sz="4" w:space="0"/>
             <w:insideV w:val="single" w:color="auto" w:sz="4" w:space="0"/>
           </w:tblBorders>
+          <w:tblCellMar>
+            <w:top w:w="0" w:type="dxa"/>
+            <w:left w:w="108" w:type="dxa"/>
+            <w:bottom w:w="0" w:type="dxa"/>
+            <w:right w:w="108" w:type="dxa"/>
+          </w:tblCellMar>
         </w:tblPrEx>
         <w:trPr>
           <w:tblHeader/>
@@ -1352,6 +1112,12 @@
             <w:insideH w:val="single" w:color="auto" w:sz="4" w:space="0"/>
             <w:insideV w:val="single" w:color="auto" w:sz="4" w:space="0"/>
           </w:tblBorders>
+          <w:tblCellMar>
+            <w:top w:w="0" w:type="dxa"/>
+            <w:left w:w="108" w:type="dxa"/>
+            <w:bottom w:w="0" w:type="dxa"/>
+            <w:right w:w="108" w:type="dxa"/>
+          </w:tblCellMar>
         </w:tblPrEx>
         <w:trPr>
           <w:tblHeader/>
@@ -2480,6 +2246,12 @@
             <w:insideH w:val="single" w:color="auto" w:sz="4" w:space="0"/>
             <w:insideV w:val="single" w:color="auto" w:sz="4" w:space="0"/>
           </w:tblBorders>
+          <w:tblCellMar>
+            <w:top w:w="0" w:type="dxa"/>
+            <w:left w:w="108" w:type="dxa"/>
+            <w:bottom w:w="0" w:type="dxa"/>
+            <w:right w:w="108" w:type="dxa"/>
+          </w:tblCellMar>
         </w:tblPrEx>
         <w:trPr>
           <w:tblHeader/>
@@ -4666,6 +4438,12 @@
             <w:insideH w:val="single" w:color="auto" w:sz="4" w:space="0"/>
             <w:insideV w:val="single" w:color="auto" w:sz="4" w:space="0"/>
           </w:tblBorders>
+          <w:tblCellMar>
+            <w:top w:w="0" w:type="dxa"/>
+            <w:left w:w="108" w:type="dxa"/>
+            <w:bottom w:w="0" w:type="dxa"/>
+            <w:right w:w="108" w:type="dxa"/>
+          </w:tblCellMar>
         </w:tblPrEx>
         <w:trPr>
           <w:tblHeader/>
@@ -14619,8 +14397,6 @@
         </w:rPr>
         <w:t>Hết tài liệu.</w:t>
       </w:r>
-      <w:bookmarkStart w:id="28" w:name="_GoBack"/>
-      <w:bookmarkEnd w:id="28"/>
     </w:p>
     <w:bookmarkEnd w:id="27"/>
     <w:sectPr>
@@ -15090,7 +14866,7 @@
     <w:lsdException w:unhideWhenUsed="0" w:uiPriority="0" w:semiHidden="0" w:name="HTML Sample"/>
     <w:lsdException w:unhideWhenUsed="0" w:uiPriority="0" w:semiHidden="0" w:name="HTML Typewriter"/>
     <w:lsdException w:unhideWhenUsed="0" w:uiPriority="0" w:semiHidden="0" w:name="HTML Variable"/>
-    <w:lsdException w:unhideWhenUsed="0" w:uiPriority="0" w:semiHidden="0" w:name="Normal Table"/>
+    <w:lsdException w:qFormat="1" w:unhideWhenUsed="0" w:uiPriority="0" w:semiHidden="0" w:name="Normal Table"/>
     <w:lsdException w:unhideWhenUsed="0" w:uiPriority="0" w:semiHidden="0" w:name="annotation subject"/>
     <w:lsdException w:unhideWhenUsed="0" w:uiPriority="0" w:semiHidden="0" w:name="Table Simple 1"/>
     <w:lsdException w:unhideWhenUsed="0" w:uiPriority="0" w:semiHidden="0" w:name="Table Simple 2"/>
@@ -15351,6 +15127,7 @@
   </w:style>
   <w:style w:type="table" w:default="1" w:styleId="13">
     <w:name w:val="Normal Table"/>
+    <w:qFormat/>
     <w:uiPriority w:val="0"/>
     <w:tblPr>
       <w:tblCellMar>
@@ -15505,6 +15282,7 @@
     <w:name w:val="Subtitle Char"/>
     <w:basedOn w:val="12"/>
     <w:link w:val="21"/>
+    <w:qFormat/>
     <w:uiPriority w:val="11"/>
     <w:rPr>
       <w:rFonts w:eastAsiaTheme="majorEastAsia" w:cstheme="majorBidi"/>
@@ -15573,6 +15351,7 @@
     <w:name w:val="Heading 1 Char"/>
     <w:basedOn w:val="12"/>
     <w:link w:val="2"/>
+    <w:qFormat/>
     <w:uiPriority w:val="9"/>
     <w:rPr>
       <w:rFonts w:asciiTheme="majorHAnsi" w:hAnsiTheme="majorHAnsi" w:eastAsiaTheme="majorEastAsia" w:cstheme="majorBidi"/>
@@ -15614,6 +15393,7 @@
     <w:basedOn w:val="12"/>
     <w:link w:val="6"/>
     <w:semiHidden/>
+    <w:qFormat/>
     <w:uiPriority w:val="9"/>
     <w:rPr>
       <w:rFonts w:eastAsiaTheme="majorEastAsia" w:cstheme="majorBidi"/>
